--- a/resources/document-templates/acta_necesidad.docx
+++ b/resources/document-templates/acta_necesidad.docx
@@ -946,7 +946,7 @@
                 <w:szCs w:val="16"/>
                 <w:rtl w:val="0"/>
               </w:rPr>
-              <w:t xml:space="preserve">CÓDIGO PAA: SIIPAA 2026 - ${CODIGO_PAA}</w:t>
+              <w:t xml:space="preserve">CÓDIGO PAA: ${CODIGO_PAA}</w:t>
             </w:r>
           </w:p>
         </w:tc>
